--- a/zht/docx/099.content.docx
+++ b/zht/docx/099.content.docx
@@ -150,26 +150,6 @@
           <w:lang w:val="zh_TW" w:bidi="zh_TW"/>
         </w:rPr>
         <w:t>yin</w:t>
-      </w:r>
-      <w:r>
-        <w:rPr>
-          <w:lang w:val="zh_TW" w:bidi="zh_TW"/>
-        </w:rPr>
-      </w:r>
-    </w:p>
-    <w:p>
-      <w:pPr/>
-      <w:r>
-        <w:rPr>
-          <w:lang w:val="zh_TW" w:bidi="zh_TW"/>
-        </w:rPr>
-      </w:r>
-      <w:r>
-        <w:rPr>
-          <w:i/>
-          <w:lang w:val="zh_TW" w:bidi="zh_TW"/>
-        </w:rPr>
-        <w:t>因信稱義, 因著信</w:t>
       </w:r>
       <w:r>
         <w:rPr>

--- a/zht/docx/099.content.docx
+++ b/zht/docx/099.content.docx
@@ -19,7 +19,7 @@
         <w:rPr>
           <w:lang w:val="zh_TW" w:bidi="zh_TW"/>
         </w:rPr>
-        <w:t>Resource: Study Notes - Themes (Tyndale)</w:t>
+        <w:t>Resource: Tyndale Open Study Notes</w:t>
       </w:r>
       <w:r>
         <w:rPr>
@@ -112,7 +112,7 @@
         <w:rPr>
           <w:lang w:val="zh_TW" w:bidi="zh_TW"/>
         </w:rPr>
-        <w:t>Study Notes - Themes (Tyndale)</w:t>
+        <w:t>Tyndale Open Study Notes</w:t>
       </w:r>
     </w:p>
     <w:p>

--- a/zht/docx/099.content.docx
+++ b/zht/docx/099.content.docx
@@ -19,7 +19,7 @@
         <w:rPr>
           <w:lang w:val="zh_TW" w:bidi="zh_TW"/>
         </w:rPr>
-        <w:t>Resource: Tyndale Open Study Notes</w:t>
+        <w:t>Resource: Aquifer Open Study Notes (Themes)</w:t>
       </w:r>
       <w:r>
         <w:rPr>
@@ -112,7 +112,7 @@
         <w:rPr>
           <w:lang w:val="zh_TW" w:bidi="zh_TW"/>
         </w:rPr>
-        <w:t>Tyndale Open Study Notes</w:t>
+        <w:t>Aquifer Open Study Notes (Themes)</w:t>
       </w:r>
     </w:p>
     <w:p>

--- a/zht/docx/099.content.docx
+++ b/zht/docx/099.content.docx
@@ -261,18 +261,12 @@
         </w:rPr>
         <w:t>然而，對第一世紀的猶太基督徒而言，這樣的答案並不容易接受。從亞伯拉罕的時代起，與神建立正確關係的記號，就是割禮，就是為男性割去包皮的儀式（</w:t>
       </w:r>
-      <w:hyperlink r:id="rId13">
-        <w:r>
-          <w:rPr>
-            <w:lang w:val="zh_TW" w:bidi="zh_TW"/>
-          </w:rPr>
-          <w:rPr>
-            <w:color w:val="0000EE"/>
-            <w:u w:val="single"/>
-          </w:rPr>
-          <w:t>創17:9–14</w:t>
-        </w:r>
-      </w:hyperlink>
+      <w:r>
+        <w:rPr>
+          <w:lang w:val="zh_TW" w:bidi="zh_TW"/>
+        </w:rPr>
+        <w:t>創17:9–14</w:t>
+      </w:r>
       <w:r>
         <w:rPr>
           <w:lang w:val="zh_TW" w:bidi="zh_TW"/>
@@ -320,54 +314,36 @@
         </w:rPr>
         <w:t>的身分，因為他們信靠基督已成就的救恩（</w:t>
       </w:r>
-      <w:hyperlink r:id="rId14">
-        <w:r>
-          <w:rPr>
-            <w:lang w:val="zh_TW" w:bidi="zh_TW"/>
-          </w:rPr>
-          <w:rPr>
-            <w:color w:val="0000EE"/>
-            <w:u w:val="single"/>
-          </w:rPr>
-          <w:t>徒10:9–11:18</w:t>
-        </w:r>
-      </w:hyperlink>
+      <w:r>
+        <w:rPr>
+          <w:lang w:val="zh_TW" w:bidi="zh_TW"/>
+        </w:rPr>
+        <w:t>徒10:9–11:18</w:t>
+      </w:r>
       <w:r>
         <w:rPr>
           <w:lang w:val="zh_TW" w:bidi="zh_TW"/>
         </w:rPr>
         <w:t>）。他們不需要透過受割禮或遵守禮儀律法，來成為猶太人。基督為他們開了一條通向神的道路，使他們可藉著信心來到神面前。因此，彼得與耶路撒冷的教會接納了外邦信徒，與他們一同團契。不過，當有些猶太基督徒前來批評時，彼得一度停止與外邦信徒同席吃飯（</w:t>
       </w:r>
-      <w:hyperlink r:id="rId15">
-        <w:r>
-          <w:rPr>
-            <w:lang w:val="zh_TW" w:bidi="zh_TW"/>
-          </w:rPr>
-          <w:rPr>
-            <w:color w:val="0000EE"/>
-            <w:u w:val="single"/>
-          </w:rPr>
-          <w:t>加2:11–13</w:t>
-        </w:r>
-      </w:hyperlink>
+      <w:r>
+        <w:rPr>
+          <w:lang w:val="zh_TW" w:bidi="zh_TW"/>
+        </w:rPr>
+        <w:t>加2:11–13</w:t>
+      </w:r>
       <w:r>
         <w:rPr>
           <w:lang w:val="zh_TW" w:bidi="zh_TW"/>
         </w:rPr>
         <w:t>）。保羅因此責備彼得，因為他的舉動暗示他相信唯有外邦人變成猶太人，才能被神接納（</w:t>
       </w:r>
-      <w:hyperlink r:id="rId16">
-        <w:r>
-          <w:rPr>
-            <w:lang w:val="zh_TW" w:bidi="zh_TW"/>
-          </w:rPr>
-          <w:rPr>
-            <w:color w:val="0000EE"/>
-            <w:u w:val="single"/>
-          </w:rPr>
-          <w:t>2:14–21</w:t>
-        </w:r>
-      </w:hyperlink>
+      <w:r>
+        <w:rPr>
+          <w:lang w:val="zh_TW" w:bidi="zh_TW"/>
+        </w:rPr>
+        <w:t>2:14–21</w:t>
+      </w:r>
       <w:r>
         <w:rPr>
           <w:lang w:val="zh_TW" w:bidi="zh_TW"/>
@@ -388,90 +364,60 @@
         </w:rPr>
         <w:t>人並不是因行律法而稱義（</w:t>
       </w:r>
-      <w:hyperlink r:id="rId17">
-        <w:r>
-          <w:rPr>
-            <w:lang w:val="zh_TW" w:bidi="zh_TW"/>
-          </w:rPr>
-          <w:rPr>
-            <w:color w:val="0000EE"/>
-            <w:u w:val="single"/>
-          </w:rPr>
-          <w:t>加2:16</w:t>
-        </w:r>
-      </w:hyperlink>
+      <w:r>
+        <w:rPr>
+          <w:lang w:val="zh_TW" w:bidi="zh_TW"/>
+        </w:rPr>
+        <w:t>加2:16</w:t>
+      </w:r>
       <w:r>
         <w:rPr>
           <w:lang w:val="zh_TW" w:bidi="zh_TW"/>
         </w:rPr>
         <w:t>）。即使是亞伯拉罕，也是因信而被算為義（</w:t>
       </w:r>
-      <w:hyperlink r:id="rId18">
-        <w:r>
-          <w:rPr>
-            <w:lang w:val="zh_TW" w:bidi="zh_TW"/>
-          </w:rPr>
-          <w:rPr>
-            <w:color w:val="0000EE"/>
-            <w:u w:val="single"/>
-          </w:rPr>
-          <w:t>創15:6</w:t>
-        </w:r>
-      </w:hyperlink>
+      <w:r>
+        <w:rPr>
+          <w:lang w:val="zh_TW" w:bidi="zh_TW"/>
+        </w:rPr>
+        <w:t>創15:6</w:t>
+      </w:r>
       <w:r>
         <w:rPr>
           <w:lang w:val="zh_TW" w:bidi="zh_TW"/>
         </w:rPr>
         <w:t>；</w:t>
       </w:r>
-      <w:hyperlink r:id="rId19">
-        <w:r>
-          <w:rPr>
-            <w:lang w:val="zh_TW" w:bidi="zh_TW"/>
-          </w:rPr>
-          <w:rPr>
-            <w:color w:val="0000EE"/>
-            <w:u w:val="single"/>
-          </w:rPr>
-          <w:t>加3:6</w:t>
-        </w:r>
-      </w:hyperlink>
+      <w:r>
+        <w:rPr>
+          <w:lang w:val="zh_TW" w:bidi="zh_TW"/>
+        </w:rPr>
+        <w:t>加3:6</w:t>
+      </w:r>
       <w:r>
         <w:rPr>
           <w:lang w:val="zh_TW" w:bidi="zh_TW"/>
         </w:rPr>
         <w:t>；</w:t>
       </w:r>
-      <w:hyperlink r:id="rId20">
-        <w:r>
-          <w:rPr>
-            <w:lang w:val="zh_TW" w:bidi="zh_TW"/>
-          </w:rPr>
-          <w:rPr>
-            <w:color w:val="0000EE"/>
-            <w:u w:val="single"/>
-          </w:rPr>
-          <w:t>雅2:21–24</w:t>
-        </w:r>
-      </w:hyperlink>
+      <w:r>
+        <w:rPr>
+          <w:lang w:val="zh_TW" w:bidi="zh_TW"/>
+        </w:rPr>
+        <w:t>雅2:21–24</w:t>
+      </w:r>
       <w:r>
         <w:rPr>
           <w:lang w:val="zh_TW" w:bidi="zh_TW"/>
         </w:rPr>
         <w:t>），而不是因為割禮，因為割禮是在此之後才設立的（</w:t>
       </w:r>
-      <w:hyperlink r:id="rId13">
-        <w:r>
-          <w:rPr>
-            <w:lang w:val="zh_TW" w:bidi="zh_TW"/>
-          </w:rPr>
-          <w:rPr>
-            <w:color w:val="0000EE"/>
-            <w:u w:val="single"/>
-          </w:rPr>
-          <w:t>創17:9–14</w:t>
-        </w:r>
-      </w:hyperlink>
+      <w:r>
+        <w:rPr>
+          <w:lang w:val="zh_TW" w:bidi="zh_TW"/>
+        </w:rPr>
+        <w:t>創17:9–14</w:t>
+      </w:r>
       <w:r>
         <w:rPr>
           <w:lang w:val="zh_TW" w:bidi="zh_TW"/>
@@ -501,126 +447,84 @@
           <w:lang w:val="zh_TW" w:bidi="zh_TW"/>
         </w:rPr>
       </w:r>
-      <w:hyperlink r:id="rId18">
-        <w:r>
-          <w:rPr>
-            <w:lang w:val="zh_TW" w:bidi="zh_TW"/>
-          </w:rPr>
-          <w:rPr>
-            <w:color w:val="0000EE"/>
-            <w:u w:val="single"/>
-          </w:rPr>
-          <w:t>創15:6</w:t>
-        </w:r>
-      </w:hyperlink>
+      <w:r>
+        <w:rPr>
+          <w:lang w:val="zh_TW" w:bidi="zh_TW"/>
+        </w:rPr>
+        <w:t>創15:6</w:t>
+      </w:r>
       <w:r>
         <w:rPr>
           <w:lang w:val="zh_TW" w:bidi="zh_TW"/>
         </w:rPr>
         <w:t>；</w:t>
       </w:r>
-      <w:hyperlink r:id="rId21">
-        <w:r>
-          <w:rPr>
-            <w:lang w:val="zh_TW" w:bidi="zh_TW"/>
-          </w:rPr>
-          <w:rPr>
-            <w:color w:val="0000EE"/>
-            <w:u w:val="single"/>
-          </w:rPr>
-          <w:t>哈2:4</w:t>
-        </w:r>
-      </w:hyperlink>
+      <w:r>
+        <w:rPr>
+          <w:lang w:val="zh_TW" w:bidi="zh_TW"/>
+        </w:rPr>
+        <w:t>哈2:4</w:t>
+      </w:r>
       <w:r>
         <w:rPr>
           <w:lang w:val="zh_TW" w:bidi="zh_TW"/>
         </w:rPr>
         <w:t>；</w:t>
       </w:r>
-      <w:hyperlink r:id="rId22">
-        <w:r>
-          <w:rPr>
-            <w:lang w:val="zh_TW" w:bidi="zh_TW"/>
-          </w:rPr>
-          <w:rPr>
-            <w:color w:val="0000EE"/>
-            <w:u w:val="single"/>
-          </w:rPr>
-          <w:t>徒10:1–11:18</w:t>
-        </w:r>
-      </w:hyperlink>
+      <w:r>
+        <w:rPr>
+          <w:lang w:val="zh_TW" w:bidi="zh_TW"/>
+        </w:rPr>
+        <w:t>徒10:1–11:18</w:t>
+      </w:r>
       <w:r>
         <w:rPr>
           <w:lang w:val="zh_TW" w:bidi="zh_TW"/>
         </w:rPr>
         <w:t>；</w:t>
       </w:r>
-      <w:hyperlink r:id="rId23">
-        <w:r>
-          <w:rPr>
-            <w:lang w:val="zh_TW" w:bidi="zh_TW"/>
-          </w:rPr>
-          <w:rPr>
-            <w:color w:val="0000EE"/>
-            <w:u w:val="single"/>
-          </w:rPr>
-          <w:t>羅1:17</w:t>
-        </w:r>
-      </w:hyperlink>
+      <w:r>
+        <w:rPr>
+          <w:lang w:val="zh_TW" w:bidi="zh_TW"/>
+        </w:rPr>
+        <w:t>羅1:17</w:t>
+      </w:r>
       <w:r>
         <w:rPr>
           <w:lang w:val="zh_TW" w:bidi="zh_TW"/>
         </w:rPr>
         <w:t>；</w:t>
       </w:r>
-      <w:hyperlink r:id="rId16">
-        <w:r>
-          <w:rPr>
-            <w:lang w:val="zh_TW" w:bidi="zh_TW"/>
-          </w:rPr>
-          <w:rPr>
-            <w:color w:val="0000EE"/>
-            <w:u w:val="single"/>
-          </w:rPr>
-          <w:t>加2:14–21</w:t>
-        </w:r>
-      </w:hyperlink>
+      <w:r>
+        <w:rPr>
+          <w:lang w:val="zh_TW" w:bidi="zh_TW"/>
+        </w:rPr>
+        <w:t>加2:14–21</w:t>
+      </w:r>
       <w:r>
         <w:rPr>
           <w:lang w:val="zh_TW" w:bidi="zh_TW"/>
         </w:rPr>
         <w:t>，</w:t>
       </w:r>
-      <w:hyperlink r:id="rId24">
-        <w:r>
-          <w:rPr>
-            <w:lang w:val="zh_TW" w:bidi="zh_TW"/>
-          </w:rPr>
-          <w:rPr>
-            <w:color w:val="0000EE"/>
-            <w:u w:val="single"/>
-          </w:rPr>
-          <w:t>3:11</w:t>
-        </w:r>
-      </w:hyperlink>
+      <w:r>
+        <w:rPr>
+          <w:lang w:val="zh_TW" w:bidi="zh_TW"/>
+        </w:rPr>
+        <w:t>3:11</w:t>
+      </w:r>
       <w:r>
         <w:rPr>
           <w:lang w:val="zh_TW" w:bidi="zh_TW"/>
         </w:rPr>
         <w:t>；</w:t>
       </w:r>
-      <w:hyperlink r:id="rId25">
-        <w:r>
-          <w:rPr>
-            <w:lang w:val="zh_TW" w:bidi="zh_TW"/>
-          </w:rPr>
-          <w:rPr>
-            <w:color w:val="0000EE"/>
-            <w:u w:val="single"/>
-          </w:rPr>
-          <w:t>來10:38</w:t>
-        </w:r>
-      </w:hyperlink>
+      <w:r>
+        <w:rPr>
+          <w:lang w:val="zh_TW" w:bidi="zh_TW"/>
+        </w:rPr>
+        <w:t>來10:38</w:t>
+      </w:r>
       <w:r>
         <w:rPr>
           <w:lang w:val="zh_TW" w:bidi="zh_TW"/>
@@ -677,18 +581,12 @@
           <w:lang w:val="zh_TW" w:bidi="zh_TW"/>
         </w:rPr>
       </w:r>
-      <w:hyperlink r:id="rId26">
-        <w:r>
-          <w:rPr>
-            <w:lang w:val="zh_TW" w:bidi="zh_TW"/>
-          </w:rPr>
-          <w:rPr>
-            <w:color w:val="0000EE"/>
-            <w:u w:val="single"/>
-          </w:rPr>
-          <w:t>希伯來書第十一章</w:t>
-        </w:r>
-      </w:hyperlink>
+      <w:r>
+        <w:rPr>
+          <w:lang w:val="zh_TW" w:bidi="zh_TW"/>
+        </w:rPr>
+        <w:t>希伯來書第十一章</w:t>
+      </w:r>
       <w:r>
         <w:rPr>
           <w:lang w:val="zh_TW" w:bidi="zh_TW"/>
@@ -723,18 +621,12 @@
         </w:rPr>
         <w:t>那麼，甚麼是「因著信」而活呢？這意味著，在各樣處境中，我們必須「信有神，且信他賞賜那尋求他的人」（</w:t>
       </w:r>
-      <w:hyperlink r:id="rId27">
-        <w:r>
-          <w:rPr>
-            <w:lang w:val="zh_TW" w:bidi="zh_TW"/>
-          </w:rPr>
-          <w:rPr>
-            <w:color w:val="0000EE"/>
-            <w:u w:val="single"/>
-          </w:rPr>
-          <w:t>來11:6</w:t>
-        </w:r>
-      </w:hyperlink>
+      <w:r>
+        <w:rPr>
+          <w:lang w:val="zh_TW" w:bidi="zh_TW"/>
+        </w:rPr>
+        <w:t>來11:6</w:t>
+      </w:r>
       <w:r>
         <w:rPr>
           <w:lang w:val="zh_TW" w:bidi="zh_TW"/>
@@ -764,402 +656,246 @@
           <w:lang w:val="zh_TW" w:bidi="zh_TW"/>
         </w:rPr>
       </w:r>
-      <w:hyperlink r:id="rId18">
-        <w:r>
-          <w:rPr>
-            <w:lang w:val="zh_TW" w:bidi="zh_TW"/>
-          </w:rPr>
-          <w:rPr>
-            <w:color w:val="0000EE"/>
-            <w:u w:val="single"/>
-          </w:rPr>
-          <w:t>創15:6</w:t>
-        </w:r>
-      </w:hyperlink>
+      <w:r>
+        <w:rPr>
+          <w:lang w:val="zh_TW" w:bidi="zh_TW"/>
+        </w:rPr>
+        <w:t>創15:6</w:t>
+      </w:r>
       <w:r>
         <w:rPr>
           <w:lang w:val="zh_TW" w:bidi="zh_TW"/>
         </w:rPr>
         <w:t>；</w:t>
       </w:r>
-      <w:hyperlink r:id="rId28">
-        <w:r>
-          <w:rPr>
-            <w:lang w:val="zh_TW" w:bidi="zh_TW"/>
-          </w:rPr>
-          <w:rPr>
-            <w:color w:val="0000EE"/>
-            <w:u w:val="single"/>
-          </w:rPr>
-          <w:t>代下20:20</w:t>
-        </w:r>
-      </w:hyperlink>
+      <w:r>
+        <w:rPr>
+          <w:lang w:val="zh_TW" w:bidi="zh_TW"/>
+        </w:rPr>
+        <w:t>代下20:20</w:t>
+      </w:r>
       <w:r>
         <w:rPr>
           <w:lang w:val="zh_TW" w:bidi="zh_TW"/>
         </w:rPr>
         <w:t>；</w:t>
       </w:r>
-      <w:hyperlink r:id="rId21">
-        <w:r>
-          <w:rPr>
-            <w:lang w:val="zh_TW" w:bidi="zh_TW"/>
-          </w:rPr>
-          <w:rPr>
-            <w:color w:val="0000EE"/>
-            <w:u w:val="single"/>
-          </w:rPr>
-          <w:t>哈2:4</w:t>
-        </w:r>
-      </w:hyperlink>
+      <w:r>
+        <w:rPr>
+          <w:lang w:val="zh_TW" w:bidi="zh_TW"/>
+        </w:rPr>
+        <w:t>哈2:4</w:t>
+      </w:r>
       <w:r>
         <w:rPr>
           <w:lang w:val="zh_TW" w:bidi="zh_TW"/>
         </w:rPr>
         <w:t>；</w:t>
       </w:r>
-      <w:hyperlink r:id="rId29">
-        <w:r>
-          <w:rPr>
-            <w:lang w:val="zh_TW" w:bidi="zh_TW"/>
-          </w:rPr>
-          <w:rPr>
-            <w:color w:val="0000EE"/>
-            <w:u w:val="single"/>
-          </w:rPr>
-          <w:t>太9:29，</w:t>
-        </w:r>
-      </w:hyperlink>
-      <w:hyperlink r:id="rId30">
-        <w:r>
-          <w:rPr>
-            <w:lang w:val="zh_TW" w:bidi="zh_TW"/>
-          </w:rPr>
-          <w:rPr>
-            <w:color w:val="0000EE"/>
-            <w:u w:val="single"/>
-          </w:rPr>
-          <w:t>21:21</w:t>
-        </w:r>
-      </w:hyperlink>
+      <w:r>
+        <w:rPr>
+          <w:lang w:val="zh_TW" w:bidi="zh_TW"/>
+        </w:rPr>
+        <w:t>太9:29，</w:t>
+      </w:r>
+      <w:r>
+        <w:rPr>
+          <w:lang w:val="zh_TW" w:bidi="zh_TW"/>
+        </w:rPr>
+        <w:t>21:21</w:t>
+      </w:r>
       <w:r>
         <w:rPr>
           <w:lang w:val="zh_TW" w:bidi="zh_TW"/>
         </w:rPr>
         <w:t>；</w:t>
       </w:r>
-      <w:hyperlink r:id="rId31">
-        <w:r>
-          <w:rPr>
-            <w:lang w:val="zh_TW" w:bidi="zh_TW"/>
-          </w:rPr>
-          <w:rPr>
-            <w:color w:val="0000EE"/>
-            <w:u w:val="single"/>
-          </w:rPr>
-          <w:t>路8:50</w:t>
-        </w:r>
-      </w:hyperlink>
+      <w:r>
+        <w:rPr>
+          <w:lang w:val="zh_TW" w:bidi="zh_TW"/>
+        </w:rPr>
+        <w:t>路8:50</w:t>
+      </w:r>
       <w:r>
         <w:rPr>
           <w:lang w:val="zh_TW" w:bidi="zh_TW"/>
         </w:rPr>
         <w:t>；</w:t>
       </w:r>
-      <w:hyperlink r:id="rId32">
-        <w:r>
-          <w:rPr>
-            <w:lang w:val="zh_TW" w:bidi="zh_TW"/>
-          </w:rPr>
-          <w:rPr>
-            <w:color w:val="0000EE"/>
-            <w:u w:val="single"/>
-          </w:rPr>
-          <w:t>約3:16</w:t>
-        </w:r>
-      </w:hyperlink>
+      <w:r>
+        <w:rPr>
+          <w:lang w:val="zh_TW" w:bidi="zh_TW"/>
+        </w:rPr>
+        <w:t>約3:16</w:t>
+      </w:r>
       <w:r>
         <w:rPr>
           <w:lang w:val="zh_TW" w:bidi="zh_TW"/>
         </w:rPr>
         <w:t>、</w:t>
       </w:r>
-      <w:hyperlink r:id="rId33">
-        <w:r>
-          <w:rPr>
-            <w:lang w:val="zh_TW" w:bidi="zh_TW"/>
-          </w:rPr>
-          <w:rPr>
-            <w:color w:val="0000EE"/>
-            <w:u w:val="single"/>
-          </w:rPr>
-          <w:t>36，</w:t>
-        </w:r>
-      </w:hyperlink>
-      <w:hyperlink r:id="rId34">
-        <w:r>
-          <w:rPr>
-            <w:lang w:val="zh_TW" w:bidi="zh_TW"/>
-          </w:rPr>
-          <w:rPr>
-            <w:color w:val="0000EE"/>
-            <w:u w:val="single"/>
-          </w:rPr>
-          <w:t>5:24，</w:t>
-        </w:r>
-      </w:hyperlink>
-      <w:hyperlink r:id="rId35">
-        <w:r>
-          <w:rPr>
-            <w:lang w:val="zh_TW" w:bidi="zh_TW"/>
-          </w:rPr>
-          <w:rPr>
-            <w:color w:val="0000EE"/>
-            <w:u w:val="single"/>
-          </w:rPr>
-          <w:t>11:25，</w:t>
-        </w:r>
-      </w:hyperlink>
-      <w:hyperlink r:id="rId36">
-        <w:r>
-          <w:rPr>
-            <w:lang w:val="zh_TW" w:bidi="zh_TW"/>
-          </w:rPr>
-          <w:rPr>
-            <w:color w:val="0000EE"/>
-            <w:u w:val="single"/>
-          </w:rPr>
-          <w:t>12:46，</w:t>
-        </w:r>
-      </w:hyperlink>
-      <w:hyperlink r:id="rId37">
-        <w:r>
-          <w:rPr>
-            <w:lang w:val="zh_TW" w:bidi="zh_TW"/>
-          </w:rPr>
-          <w:rPr>
-            <w:color w:val="0000EE"/>
-            <w:u w:val="single"/>
-          </w:rPr>
-          <w:t>20:30–31</w:t>
-        </w:r>
-      </w:hyperlink>
+      <w:r>
+        <w:rPr>
+          <w:lang w:val="zh_TW" w:bidi="zh_TW"/>
+        </w:rPr>
+        <w:t>36，</w:t>
+      </w:r>
+      <w:r>
+        <w:rPr>
+          <w:lang w:val="zh_TW" w:bidi="zh_TW"/>
+        </w:rPr>
+        <w:t>5:24，</w:t>
+      </w:r>
+      <w:r>
+        <w:rPr>
+          <w:lang w:val="zh_TW" w:bidi="zh_TW"/>
+        </w:rPr>
+        <w:t>11:25，</w:t>
+      </w:r>
+      <w:r>
+        <w:rPr>
+          <w:lang w:val="zh_TW" w:bidi="zh_TW"/>
+        </w:rPr>
+        <w:t>12:46，</w:t>
+      </w:r>
+      <w:r>
+        <w:rPr>
+          <w:lang w:val="zh_TW" w:bidi="zh_TW"/>
+        </w:rPr>
+        <w:t>20:30–31</w:t>
+      </w:r>
       <w:r>
         <w:rPr>
           <w:lang w:val="zh_TW" w:bidi="zh_TW"/>
         </w:rPr>
         <w:t>；</w:t>
       </w:r>
-      <w:hyperlink r:id="rId38">
-        <w:r>
-          <w:rPr>
-            <w:lang w:val="zh_TW" w:bidi="zh_TW"/>
-          </w:rPr>
-          <w:rPr>
-            <w:color w:val="0000EE"/>
-            <w:u w:val="single"/>
-          </w:rPr>
-          <w:t>羅5:1，</w:t>
-        </w:r>
-      </w:hyperlink>
-      <w:hyperlink r:id="rId39">
-        <w:r>
-          <w:rPr>
-            <w:lang w:val="zh_TW" w:bidi="zh_TW"/>
-          </w:rPr>
-          <w:rPr>
-            <w:color w:val="0000EE"/>
-            <w:u w:val="single"/>
-          </w:rPr>
-          <w:t>10:9</w:t>
-        </w:r>
-      </w:hyperlink>
+      <w:r>
+        <w:rPr>
+          <w:lang w:val="zh_TW" w:bidi="zh_TW"/>
+        </w:rPr>
+        <w:t>羅5:1，</w:t>
+      </w:r>
+      <w:r>
+        <w:rPr>
+          <w:lang w:val="zh_TW" w:bidi="zh_TW"/>
+        </w:rPr>
+        <w:t>10:9</w:t>
+      </w:r>
       <w:r>
         <w:rPr>
           <w:lang w:val="zh_TW" w:bidi="zh_TW"/>
         </w:rPr>
         <w:t>、</w:t>
       </w:r>
-      <w:hyperlink r:id="rId40">
-        <w:r>
-          <w:rPr>
-            <w:lang w:val="zh_TW" w:bidi="zh_TW"/>
-          </w:rPr>
-          <w:rPr>
-            <w:color w:val="0000EE"/>
-            <w:u w:val="single"/>
-          </w:rPr>
-          <w:t>17</w:t>
-        </w:r>
-      </w:hyperlink>
+      <w:r>
+        <w:rPr>
+          <w:lang w:val="zh_TW" w:bidi="zh_TW"/>
+        </w:rPr>
+        <w:t>17</w:t>
+      </w:r>
       <w:r>
         <w:rPr>
           <w:lang w:val="zh_TW" w:bidi="zh_TW"/>
         </w:rPr>
         <w:t>；</w:t>
       </w:r>
-      <w:hyperlink r:id="rId19">
-        <w:r>
-          <w:rPr>
-            <w:lang w:val="zh_TW" w:bidi="zh_TW"/>
-          </w:rPr>
-          <w:rPr>
-            <w:color w:val="0000EE"/>
-            <w:u w:val="single"/>
-          </w:rPr>
-          <w:t>加3:6，</w:t>
-        </w:r>
-      </w:hyperlink>
-      <w:hyperlink r:id="rId41">
-        <w:r>
-          <w:rPr>
-            <w:lang w:val="zh_TW" w:bidi="zh_TW"/>
-          </w:rPr>
-          <w:rPr>
-            <w:color w:val="0000EE"/>
-            <w:u w:val="single"/>
-          </w:rPr>
-          <w:t>5:6</w:t>
-        </w:r>
-      </w:hyperlink>
+      <w:r>
+        <w:rPr>
+          <w:lang w:val="zh_TW" w:bidi="zh_TW"/>
+        </w:rPr>
+        <w:t>加3:6，</w:t>
+      </w:r>
+      <w:r>
+        <w:rPr>
+          <w:lang w:val="zh_TW" w:bidi="zh_TW"/>
+        </w:rPr>
+        <w:t>5:6</w:t>
+      </w:r>
       <w:r>
         <w:rPr>
           <w:lang w:val="zh_TW" w:bidi="zh_TW"/>
         </w:rPr>
         <w:t>；</w:t>
       </w:r>
-      <w:hyperlink r:id="rId42">
-        <w:r>
-          <w:rPr>
-            <w:lang w:val="zh_TW" w:bidi="zh_TW"/>
-          </w:rPr>
-          <w:rPr>
-            <w:color w:val="0000EE"/>
-            <w:u w:val="single"/>
-          </w:rPr>
-          <w:t>提前1:19，</w:t>
-        </w:r>
-      </w:hyperlink>
-      <w:hyperlink r:id="rId43">
-        <w:r>
-          <w:rPr>
-            <w:lang w:val="zh_TW" w:bidi="zh_TW"/>
-          </w:rPr>
-          <w:rPr>
-            <w:color w:val="0000EE"/>
-            <w:u w:val="single"/>
-          </w:rPr>
-          <w:t>6:12</w:t>
-        </w:r>
-      </w:hyperlink>
+      <w:r>
+        <w:rPr>
+          <w:lang w:val="zh_TW" w:bidi="zh_TW"/>
+        </w:rPr>
+        <w:t>提前1:19，</w:t>
+      </w:r>
+      <w:r>
+        <w:rPr>
+          <w:lang w:val="zh_TW" w:bidi="zh_TW"/>
+        </w:rPr>
+        <w:t>6:12</w:t>
+      </w:r>
       <w:r>
         <w:rPr>
           <w:lang w:val="zh_TW" w:bidi="zh_TW"/>
         </w:rPr>
         <w:t>；</w:t>
       </w:r>
-      <w:hyperlink r:id="rId44">
-        <w:r>
-          <w:rPr>
-            <w:lang w:val="zh_TW" w:bidi="zh_TW"/>
-          </w:rPr>
-          <w:rPr>
-            <w:color w:val="0000EE"/>
-            <w:u w:val="single"/>
-          </w:rPr>
-          <w:t>來10:22</w:t>
-        </w:r>
-      </w:hyperlink>
+      <w:r>
+        <w:rPr>
+          <w:lang w:val="zh_TW" w:bidi="zh_TW"/>
+        </w:rPr>
+        <w:t>來10:22</w:t>
+      </w:r>
       <w:r>
         <w:rPr>
           <w:lang w:val="zh_TW" w:bidi="zh_TW"/>
         </w:rPr>
         <w:t>、</w:t>
       </w:r>
-      <w:hyperlink r:id="rId25">
-        <w:r>
-          <w:rPr>
-            <w:lang w:val="zh_TW" w:bidi="zh_TW"/>
-          </w:rPr>
-          <w:rPr>
-            <w:color w:val="0000EE"/>
-            <w:u w:val="single"/>
-          </w:rPr>
-          <w:t>38，</w:t>
-        </w:r>
-      </w:hyperlink>
-      <w:hyperlink r:id="rId26">
-        <w:r>
-          <w:rPr>
-            <w:lang w:val="zh_TW" w:bidi="zh_TW"/>
-          </w:rPr>
-          <w:rPr>
-            <w:color w:val="0000EE"/>
-            <w:u w:val="single"/>
-          </w:rPr>
-          <w:t>11:1–40</w:t>
-        </w:r>
-      </w:hyperlink>
+      <w:r>
+        <w:rPr>
+          <w:lang w:val="zh_TW" w:bidi="zh_TW"/>
+        </w:rPr>
+        <w:t>38，</w:t>
+      </w:r>
+      <w:r>
+        <w:rPr>
+          <w:lang w:val="zh_TW" w:bidi="zh_TW"/>
+        </w:rPr>
+        <w:t>11:1–40</w:t>
+      </w:r>
       <w:r>
         <w:rPr>
           <w:lang w:val="zh_TW" w:bidi="zh_TW"/>
         </w:rPr>
         <w:t>；</w:t>
       </w:r>
-      <w:hyperlink r:id="rId45">
-        <w:r>
-          <w:rPr>
-            <w:lang w:val="zh_TW" w:bidi="zh_TW"/>
-          </w:rPr>
-          <w:rPr>
-            <w:color w:val="0000EE"/>
-            <w:u w:val="single"/>
-          </w:rPr>
-          <w:t>雅1:5–6，</w:t>
-        </w:r>
-      </w:hyperlink>
-      <w:hyperlink r:id="rId46">
-        <w:r>
-          <w:rPr>
-            <w:lang w:val="zh_TW" w:bidi="zh_TW"/>
-          </w:rPr>
-          <w:rPr>
-            <w:color w:val="0000EE"/>
-            <w:u w:val="single"/>
-          </w:rPr>
-          <w:t>2:14–26</w:t>
-        </w:r>
-      </w:hyperlink>
+      <w:r>
+        <w:rPr>
+          <w:lang w:val="zh_TW" w:bidi="zh_TW"/>
+        </w:rPr>
+        <w:t>雅1:5–6，</w:t>
+      </w:r>
+      <w:r>
+        <w:rPr>
+          <w:lang w:val="zh_TW" w:bidi="zh_TW"/>
+        </w:rPr>
+        <w:t>2:14–26</w:t>
+      </w:r>
       <w:r>
         <w:rPr>
           <w:lang w:val="zh_TW" w:bidi="zh_TW"/>
         </w:rPr>
         <w:t>；</w:t>
       </w:r>
-      <w:hyperlink r:id="rId47">
-        <w:r>
-          <w:rPr>
-            <w:lang w:val="zh_TW" w:bidi="zh_TW"/>
-          </w:rPr>
-          <w:rPr>
-            <w:color w:val="0000EE"/>
-            <w:u w:val="single"/>
-          </w:rPr>
-          <w:t>約一3:23，</w:t>
-        </w:r>
-      </w:hyperlink>
-      <w:hyperlink r:id="rId48">
-        <w:r>
-          <w:rPr>
-            <w:lang w:val="zh_TW" w:bidi="zh_TW"/>
-          </w:rPr>
-          <w:rPr>
-            <w:color w:val="0000EE"/>
-            <w:u w:val="single"/>
-          </w:rPr>
-          <w:t>5:4</w:t>
-        </w:r>
-      </w:hyperlink>
+      <w:r>
+        <w:rPr>
+          <w:lang w:val="zh_TW" w:bidi="zh_TW"/>
+        </w:rPr>
+        <w:t>約一3:23，</w:t>
+      </w:r>
+      <w:r>
+        <w:rPr>
+          <w:lang w:val="zh_TW" w:bidi="zh_TW"/>
+        </w:rPr>
+        <w:t>5:4</w:t>
+      </w:r>
       <w:r>
         <w:rPr>
           <w:lang w:val="zh_TW" w:bidi="zh_TW"/>
